--- a/rapports/2026-06-06/EQ31/EQ31_sup_v2/DR_malforme_1_03202E_11/11-64-26-59.docx
+++ b/rapports/2026-06-06/EQ31/EQ31_sup_v2/DR_malforme_1_03202E_11/11-64-26-59.docx
@@ -297,7 +297,7 @@
           <w:color w:val="1F6FEB"/>
           <w:sz w:val="22"/>
         </w:rPr>
-        <w:t>⚠ INCOHÉRENCES À CORRIGER (95)</w:t>
+        <w:t>⚠ INCOHÉRENCES À CORRIGER (87)</w:t>
       </w:r>
     </w:p>
     <w:tbl>
@@ -1025,7 +1025,7 @@
                 <w:i w:val="0"/>
                 <w:sz w:val="17"/>
               </w:rPr>
-              <w:t>Incohérence!!! seulement les écoles privées paient les frais de scolarité (y compris les frais d'inscription).</w:t>
+              <w:t>Incohérent!! Le niveau d'instruction déclaré par l'un des enfants (Primaire) au niveau de la section 1 de Oumou gano diffère de celui donné par Oumou gano lui-même qui affirme ne pas avoir frequenté l'école formelle.</w:t>
             </w:r>
           </w:p>
         </w:tc>
@@ -1058,6 +1058,906 @@
                 <w:i w:val="0"/>
                 <w:sz w:val="16"/>
               </w:rPr>
+              <w:t>S11</w:t>
+              <w:br/>
+            </w:r>
+            <w:r>
+              <w:rPr>
+                <w:b w:val="0"/>
+                <w:i w:val="0"/>
+                <w:color w:val="64748B"/>
+                <w:sz w:val="14"/>
+              </w:rPr>
+              <w:t>Logement / cadre de vie</w:t>
+            </w:r>
+          </w:p>
+        </w:tc>
+        <w:tc>
+          <w:tcPr>
+            <w:tcW w:type="dxa" w:w="1531"/>
+          </w:tcPr>
+          <w:p>
+            <w:r>
+              <w:rPr>
+                <w:b/>
+                <w:i w:val="0"/>
+                <w:color w:val="16A34A"/>
+                <w:sz w:val="16"/>
+              </w:rPr>
+              <w:t>—</w:t>
+            </w:r>
+          </w:p>
+        </w:tc>
+        <w:tc>
+          <w:tcPr>
+            <w:tcW w:type="dxa" w:w="1191"/>
+          </w:tcPr>
+          <w:p>
+            <w:r>
+              <w:rPr>
+                <w:b w:val="0"/>
+                <w:i w:val="0"/>
+                <w:color w:val="64748B"/>
+                <w:sz w:val="16"/>
+              </w:rPr>
+              <w:t>GT-CQ</w:t>
+            </w:r>
+          </w:p>
+        </w:tc>
+        <w:tc>
+          <w:tcPr>
+            <w:tcW w:type="dxa" w:w="4706"/>
+          </w:tcPr>
+          <w:p>
+            <w:r>
+              <w:rPr>
+                <w:b w:val="0"/>
+                <w:i w:val="0"/>
+                <w:sz w:val="17"/>
+              </w:rPr>
+              <w:t>Incoherence!! Le ménage a depensé .</w:t>
+            </w:r>
+          </w:p>
+        </w:tc>
+      </w:tr>
+      <w:tr>
+        <w:tc>
+          <w:tcPr>
+            <w:tcW w:type="dxa" w:w="964"/>
+          </w:tcPr>
+          <w:p>
+            <w:r>
+              <w:rPr>
+                <w:b/>
+                <w:i w:val="0"/>
+                <w:color w:val="DC2626"/>
+                <w:sz w:val="16"/>
+              </w:rPr>
+              <w:t>Haute</w:t>
+            </w:r>
+          </w:p>
+        </w:tc>
+        <w:tc>
+          <w:tcPr>
+            <w:tcW w:type="dxa" w:w="1247"/>
+          </w:tcPr>
+          <w:p>
+            <w:r>
+              <w:rPr>
+                <w:b/>
+                <w:i w:val="0"/>
+                <w:sz w:val="16"/>
+              </w:rPr>
+              <w:t>S11</w:t>
+              <w:br/>
+            </w:r>
+            <w:r>
+              <w:rPr>
+                <w:b w:val="0"/>
+                <w:i w:val="0"/>
+                <w:color w:val="64748B"/>
+                <w:sz w:val="14"/>
+              </w:rPr>
+              <w:t>Logement / cadre de vie</w:t>
+            </w:r>
+          </w:p>
+        </w:tc>
+        <w:tc>
+          <w:tcPr>
+            <w:tcW w:type="dxa" w:w="1531"/>
+          </w:tcPr>
+          <w:p>
+            <w:r>
+              <w:rPr>
+                <w:b/>
+                <w:i w:val="0"/>
+                <w:color w:val="16A34A"/>
+                <w:sz w:val="16"/>
+              </w:rPr>
+              <w:t>s01q29, s01q31, s04q24, s00q04, s11q21, s09fq03, s09fq011</w:t>
+            </w:r>
+          </w:p>
+        </w:tc>
+        <w:tc>
+          <w:tcPr>
+            <w:tcW w:type="dxa" w:w="1191"/>
+          </w:tcPr>
+          <w:p>
+            <w:r>
+              <w:rPr>
+                <w:b w:val="0"/>
+                <w:i w:val="0"/>
+                <w:color w:val="64748B"/>
+                <w:sz w:val="16"/>
+              </w:rPr>
+              <w:t>GT-CQ</w:t>
+            </w:r>
+          </w:p>
+        </w:tc>
+        <w:tc>
+          <w:tcPr>
+            <w:tcW w:type="dxa" w:w="4706"/>
+          </w:tcPr>
+          <w:p>
+            <w:r>
+              <w:rPr>
+                <w:b w:val="0"/>
+                <w:i w:val="0"/>
+                <w:sz w:val="17"/>
+              </w:rPr>
+              <w:t>FCFA dans Frais de connexion au réseau de distribution d'eau mais dit ne pas être connecté à un réseau d'eau courante, prière de corriger cette incoherence</w:t>
+            </w:r>
+          </w:p>
+        </w:tc>
+      </w:tr>
+      <w:tr>
+        <w:tc>
+          <w:tcPr>
+            <w:tcW w:type="dxa" w:w="964"/>
+          </w:tcPr>
+          <w:p>
+            <w:r>
+              <w:rPr>
+                <w:b/>
+                <w:i w:val="0"/>
+                <w:color w:val="DC2626"/>
+                <w:sz w:val="16"/>
+              </w:rPr>
+              <w:t>Haute</w:t>
+            </w:r>
+          </w:p>
+        </w:tc>
+        <w:tc>
+          <w:tcPr>
+            <w:tcW w:type="dxa" w:w="1247"/>
+          </w:tcPr>
+          <w:p>
+            <w:r>
+              <w:rPr>
+                <w:b/>
+                <w:i w:val="0"/>
+                <w:sz w:val="16"/>
+              </w:rPr>
+              <w:t>S16</w:t>
+              <w:br/>
+            </w:r>
+            <w:r>
+              <w:rPr>
+                <w:b w:val="0"/>
+                <w:i w:val="0"/>
+                <w:color w:val="64748B"/>
+                <w:sz w:val="14"/>
+              </w:rPr>
+              <w:t>Agriculture</w:t>
+            </w:r>
+          </w:p>
+        </w:tc>
+        <w:tc>
+          <w:tcPr>
+            <w:tcW w:type="dxa" w:w="1531"/>
+          </w:tcPr>
+          <w:p>
+            <w:r>
+              <w:rPr>
+                <w:b/>
+                <w:i w:val="0"/>
+                <w:color w:val="16A34A"/>
+                <w:sz w:val="16"/>
+              </w:rPr>
+              <w:t>s16dq05a, s16dq05c</w:t>
+            </w:r>
+          </w:p>
+        </w:tc>
+        <w:tc>
+          <w:tcPr>
+            <w:tcW w:type="dxa" w:w="1191"/>
+          </w:tcPr>
+          <w:p>
+            <w:r>
+              <w:rPr>
+                <w:b w:val="0"/>
+                <w:i w:val="0"/>
+                <w:color w:val="64748B"/>
+                <w:sz w:val="16"/>
+              </w:rPr>
+              <w:t>GT-CQ</w:t>
+            </w:r>
+          </w:p>
+        </w:tc>
+        <w:tc>
+          <w:tcPr>
+            <w:tcW w:type="dxa" w:w="4706"/>
+          </w:tcPr>
+          <w:p>
+            <w:r>
+              <w:rPr>
+                <w:b w:val="0"/>
+                <w:i w:val="0"/>
+                <w:sz w:val="17"/>
+              </w:rPr>
+              <w:t>La quantité de s16dq05a estimée en Kg est incohérente avec la prise dans la question s16dq05c, prière de bien estimer et mettre la valeur exacte.</w:t>
+            </w:r>
+          </w:p>
+        </w:tc>
+      </w:tr>
+      <w:tr>
+        <w:tc>
+          <w:tcPr>
+            <w:tcW w:type="dxa" w:w="964"/>
+          </w:tcPr>
+          <w:p>
+            <w:r>
+              <w:rPr>
+                <w:b/>
+                <w:i w:val="0"/>
+                <w:color w:val="EA580C"/>
+                <w:sz w:val="16"/>
+              </w:rPr>
+              <w:t>Moyenne</w:t>
+            </w:r>
+          </w:p>
+        </w:tc>
+        <w:tc>
+          <w:tcPr>
+            <w:tcW w:type="dxa" w:w="1247"/>
+          </w:tcPr>
+          <w:p>
+            <w:r>
+              <w:rPr>
+                <w:b/>
+                <w:i w:val="0"/>
+                <w:sz w:val="16"/>
+              </w:rPr>
+              <w:t>S00</w:t>
+              <w:br/>
+            </w:r>
+            <w:r>
+              <w:rPr>
+                <w:b w:val="0"/>
+                <w:i w:val="0"/>
+                <w:color w:val="64748B"/>
+                <w:sz w:val="14"/>
+              </w:rPr>
+              <w:t>Identification</w:t>
+            </w:r>
+          </w:p>
+        </w:tc>
+        <w:tc>
+          <w:tcPr>
+            <w:tcW w:type="dxa" w:w="1531"/>
+          </w:tcPr>
+          <w:p>
+            <w:r>
+              <w:rPr>
+                <w:b/>
+                <w:i w:val="0"/>
+                <w:color w:val="16A34A"/>
+                <w:sz w:val="16"/>
+              </w:rPr>
+              <w:t>s00q27</w:t>
+            </w:r>
+          </w:p>
+        </w:tc>
+        <w:tc>
+          <w:tcPr>
+            <w:tcW w:type="dxa" w:w="1191"/>
+          </w:tcPr>
+          <w:p>
+            <w:r>
+              <w:rPr>
+                <w:b w:val="0"/>
+                <w:i w:val="0"/>
+                <w:color w:val="64748B"/>
+                <w:sz w:val="16"/>
+              </w:rPr>
+              <w:t>GT-CQ</w:t>
+            </w:r>
+          </w:p>
+        </w:tc>
+        <w:tc>
+          <w:tcPr>
+            <w:tcW w:type="dxa" w:w="4706"/>
+          </w:tcPr>
+          <w:p>
+            <w:r>
+              <w:rPr>
+                <w:b w:val="0"/>
+                <w:i w:val="0"/>
+                <w:sz w:val="17"/>
+              </w:rPr>
+              <w:t>Le questionnaire semble ne pas être complètement fini mais le questionnaire est en statut complet, prière de compléter le questionnaire.</w:t>
+            </w:r>
+          </w:p>
+        </w:tc>
+      </w:tr>
+      <w:tr>
+        <w:tc>
+          <w:tcPr>
+            <w:tcW w:type="dxa" w:w="964"/>
+          </w:tcPr>
+          <w:p>
+            <w:r>
+              <w:rPr>
+                <w:b/>
+                <w:i w:val="0"/>
+                <w:color w:val="EA580C"/>
+                <w:sz w:val="16"/>
+              </w:rPr>
+              <w:t>Moyenne</w:t>
+            </w:r>
+          </w:p>
+        </w:tc>
+        <w:tc>
+          <w:tcPr>
+            <w:tcW w:type="dxa" w:w="1247"/>
+          </w:tcPr>
+          <w:p>
+            <w:r>
+              <w:rPr>
+                <w:b/>
+                <w:i w:val="0"/>
+                <w:sz w:val="16"/>
+              </w:rPr>
+              <w:t>S00</w:t>
+              <w:br/>
+            </w:r>
+            <w:r>
+              <w:rPr>
+                <w:b w:val="0"/>
+                <w:i w:val="0"/>
+                <w:color w:val="64748B"/>
+                <w:sz w:val="14"/>
+              </w:rPr>
+              <w:t>Identification</w:t>
+            </w:r>
+          </w:p>
+        </w:tc>
+        <w:tc>
+          <w:tcPr>
+            <w:tcW w:type="dxa" w:w="1531"/>
+          </w:tcPr>
+          <w:p>
+            <w:r>
+              <w:rPr>
+                <w:b/>
+                <w:i w:val="0"/>
+                <w:color w:val="16A34A"/>
+                <w:sz w:val="16"/>
+              </w:rPr>
+              <w:t>—</w:t>
+            </w:r>
+          </w:p>
+        </w:tc>
+        <w:tc>
+          <w:tcPr>
+            <w:tcW w:type="dxa" w:w="1191"/>
+          </w:tcPr>
+          <w:p>
+            <w:r>
+              <w:rPr>
+                <w:b w:val="0"/>
+                <w:i w:val="0"/>
+                <w:color w:val="64748B"/>
+                <w:sz w:val="16"/>
+              </w:rPr>
+              <w:t>GT-CQ</w:t>
+            </w:r>
+          </w:p>
+        </w:tc>
+        <w:tc>
+          <w:tcPr>
+            <w:tcW w:type="dxa" w:w="4706"/>
+          </w:tcPr>
+          <w:p>
+            <w:r>
+              <w:rPr>
+                <w:b w:val="0"/>
+                <w:i w:val="0"/>
+                <w:sz w:val="17"/>
+              </w:rPr>
+              <w:t>L'adresse ou la localisation du ménage doit être bien renseignée, ne doit pas contenir des numéros de téléphone et elle semble courte pour être une adresse.</w:t>
+            </w:r>
+          </w:p>
+        </w:tc>
+      </w:tr>
+      <w:tr>
+        <w:tc>
+          <w:tcPr>
+            <w:tcW w:type="dxa" w:w="964"/>
+          </w:tcPr>
+          <w:p>
+            <w:r>
+              <w:rPr>
+                <w:b/>
+                <w:i w:val="0"/>
+                <w:color w:val="EA580C"/>
+                <w:sz w:val="16"/>
+              </w:rPr>
+              <w:t>Moyenne</w:t>
+            </w:r>
+          </w:p>
+        </w:tc>
+        <w:tc>
+          <w:tcPr>
+            <w:tcW w:type="dxa" w:w="1247"/>
+          </w:tcPr>
+          <w:p>
+            <w:r>
+              <w:rPr>
+                <w:b/>
+                <w:i w:val="0"/>
+                <w:sz w:val="16"/>
+              </w:rPr>
+              <w:t>S00</w:t>
+              <w:br/>
+            </w:r>
+            <w:r>
+              <w:rPr>
+                <w:b w:val="0"/>
+                <w:i w:val="0"/>
+                <w:color w:val="64748B"/>
+                <w:sz w:val="14"/>
+              </w:rPr>
+              <w:t>Identification</w:t>
+            </w:r>
+          </w:p>
+        </w:tc>
+        <w:tc>
+          <w:tcPr>
+            <w:tcW w:type="dxa" w:w="1531"/>
+          </w:tcPr>
+          <w:p>
+            <w:r>
+              <w:rPr>
+                <w:b/>
+                <w:i w:val="0"/>
+                <w:color w:val="16A34A"/>
+                <w:sz w:val="16"/>
+              </w:rPr>
+              <w:t>—</w:t>
+            </w:r>
+          </w:p>
+        </w:tc>
+        <w:tc>
+          <w:tcPr>
+            <w:tcW w:type="dxa" w:w="1191"/>
+          </w:tcPr>
+          <w:p>
+            <w:r>
+              <w:rPr>
+                <w:b w:val="0"/>
+                <w:i w:val="0"/>
+                <w:color w:val="64748B"/>
+                <w:sz w:val="16"/>
+              </w:rPr>
+              <w:t>GT-CQ</w:t>
+            </w:r>
+          </w:p>
+        </w:tc>
+        <w:tc>
+          <w:tcPr>
+            <w:tcW w:type="dxa" w:w="4706"/>
+          </w:tcPr>
+          <w:p>
+            <w:r>
+              <w:rPr>
+                <w:b w:val="0"/>
+                <w:i w:val="0"/>
+                <w:sz w:val="17"/>
+              </w:rPr>
+              <w:t>Prière de mettre les noms dans ces questions et mettre les contacts à leurs places.</w:t>
+            </w:r>
+          </w:p>
+        </w:tc>
+      </w:tr>
+      <w:tr>
+        <w:tc>
+          <w:tcPr>
+            <w:tcW w:type="dxa" w:w="964"/>
+          </w:tcPr>
+          <w:p>
+            <w:r>
+              <w:rPr>
+                <w:b/>
+                <w:i w:val="0"/>
+                <w:color w:val="EA580C"/>
+                <w:sz w:val="16"/>
+              </w:rPr>
+              <w:t>Moyenne</w:t>
+            </w:r>
+          </w:p>
+        </w:tc>
+        <w:tc>
+          <w:tcPr>
+            <w:tcW w:type="dxa" w:w="1247"/>
+          </w:tcPr>
+          <w:p>
+            <w:r>
+              <w:rPr>
+                <w:b/>
+                <w:i w:val="0"/>
+                <w:sz w:val="16"/>
+              </w:rPr>
+              <w:t>S01</w:t>
+              <w:br/>
+            </w:r>
+            <w:r>
+              <w:rPr>
+                <w:b w:val="0"/>
+                <w:i w:val="0"/>
+                <w:color w:val="64748B"/>
+                <w:sz w:val="14"/>
+              </w:rPr>
+              <w:t>Démographie</w:t>
+            </w:r>
+          </w:p>
+        </w:tc>
+        <w:tc>
+          <w:tcPr>
+            <w:tcW w:type="dxa" w:w="1531"/>
+          </w:tcPr>
+          <w:p>
+            <w:r>
+              <w:rPr>
+                <w:b/>
+                <w:i w:val="0"/>
+                <w:color w:val="16A34A"/>
+                <w:sz w:val="16"/>
+              </w:rPr>
+              <w:t>—</w:t>
+            </w:r>
+          </w:p>
+        </w:tc>
+        <w:tc>
+          <w:tcPr>
+            <w:tcW w:type="dxa" w:w="1191"/>
+          </w:tcPr>
+          <w:p>
+            <w:r>
+              <w:rPr>
+                <w:b w:val="0"/>
+                <w:i w:val="0"/>
+                <w:color w:val="64748B"/>
+                <w:sz w:val="16"/>
+              </w:rPr>
+              <w:t>GT-CQ</w:t>
+            </w:r>
+          </w:p>
+        </w:tc>
+        <w:tc>
+          <w:tcPr>
+            <w:tcW w:type="dxa" w:w="4706"/>
+          </w:tcPr>
+          <w:p>
+            <w:r>
+              <w:rPr>
+                <w:b w:val="0"/>
+                <w:i w:val="0"/>
+                <w:sz w:val="17"/>
+              </w:rPr>
+              <w:t>Dans le cas contraire rassurez vous que c'est bien son fils/fille biologique.</w:t>
+            </w:r>
+          </w:p>
+        </w:tc>
+      </w:tr>
+      <w:tr>
+        <w:tc>
+          <w:tcPr>
+            <w:tcW w:type="dxa" w:w="964"/>
+          </w:tcPr>
+          <w:p>
+            <w:r>
+              <w:rPr>
+                <w:b/>
+                <w:i w:val="0"/>
+                <w:color w:val="EA580C"/>
+                <w:sz w:val="16"/>
+              </w:rPr>
+              <w:t>Moyenne</w:t>
+            </w:r>
+          </w:p>
+        </w:tc>
+        <w:tc>
+          <w:tcPr>
+            <w:tcW w:type="dxa" w:w="1247"/>
+          </w:tcPr>
+          <w:p>
+            <w:r>
+              <w:rPr>
+                <w:b/>
+                <w:i w:val="0"/>
+                <w:sz w:val="16"/>
+              </w:rPr>
+              <w:t>S01</w:t>
+              <w:br/>
+            </w:r>
+            <w:r>
+              <w:rPr>
+                <w:b w:val="0"/>
+                <w:i w:val="0"/>
+                <w:color w:val="64748B"/>
+                <w:sz w:val="14"/>
+              </w:rPr>
+              <w:t>Démographie</w:t>
+            </w:r>
+          </w:p>
+        </w:tc>
+        <w:tc>
+          <w:tcPr>
+            <w:tcW w:type="dxa" w:w="1531"/>
+          </w:tcPr>
+          <w:p>
+            <w:r>
+              <w:rPr>
+                <w:b/>
+                <w:i w:val="0"/>
+                <w:color w:val="16A34A"/>
+                <w:sz w:val="16"/>
+              </w:rPr>
+              <w:t>—</w:t>
+            </w:r>
+          </w:p>
+        </w:tc>
+        <w:tc>
+          <w:tcPr>
+            <w:tcW w:type="dxa" w:w="1191"/>
+          </w:tcPr>
+          <w:p>
+            <w:r>
+              <w:rPr>
+                <w:b w:val="0"/>
+                <w:i w:val="0"/>
+                <w:color w:val="64748B"/>
+                <w:sz w:val="16"/>
+              </w:rPr>
+              <w:t>GT-CQ</w:t>
+            </w:r>
+          </w:p>
+        </w:tc>
+        <w:tc>
+          <w:tcPr>
+            <w:tcW w:type="dxa" w:w="4706"/>
+          </w:tcPr>
+          <w:p>
+            <w:r>
+              <w:rPr>
+                <w:b w:val="0"/>
+                <w:i w:val="0"/>
+                <w:sz w:val="17"/>
+              </w:rPr>
+              <w:t>Prière de verifier l'information donnée par Rouby boiro ou corriger au niveau de la section 1.</w:t>
+            </w:r>
+          </w:p>
+        </w:tc>
+      </w:tr>
+      <w:tr>
+        <w:tc>
+          <w:tcPr>
+            <w:tcW w:type="dxa" w:w="964"/>
+          </w:tcPr>
+          <w:p>
+            <w:r>
+              <w:rPr>
+                <w:b/>
+                <w:i w:val="0"/>
+                <w:color w:val="EA580C"/>
+                <w:sz w:val="16"/>
+              </w:rPr>
+              <w:t>Moyenne</w:t>
+            </w:r>
+          </w:p>
+        </w:tc>
+        <w:tc>
+          <w:tcPr>
+            <w:tcW w:type="dxa" w:w="1247"/>
+          </w:tcPr>
+          <w:p>
+            <w:r>
+              <w:rPr>
+                <w:b/>
+                <w:i w:val="0"/>
+                <w:sz w:val="16"/>
+              </w:rPr>
+              <w:t>S01</w:t>
+              <w:br/>
+            </w:r>
+            <w:r>
+              <w:rPr>
+                <w:b w:val="0"/>
+                <w:i w:val="0"/>
+                <w:color w:val="64748B"/>
+                <w:sz w:val="14"/>
+              </w:rPr>
+              <w:t>Démographie</w:t>
+            </w:r>
+          </w:p>
+        </w:tc>
+        <w:tc>
+          <w:tcPr>
+            <w:tcW w:type="dxa" w:w="1531"/>
+          </w:tcPr>
+          <w:p>
+            <w:r>
+              <w:rPr>
+                <w:b/>
+                <w:i w:val="0"/>
+                <w:color w:val="16A34A"/>
+                <w:sz w:val="16"/>
+              </w:rPr>
+              <w:t>—</w:t>
+            </w:r>
+          </w:p>
+        </w:tc>
+        <w:tc>
+          <w:tcPr>
+            <w:tcW w:type="dxa" w:w="1191"/>
+          </w:tcPr>
+          <w:p>
+            <w:r>
+              <w:rPr>
+                <w:b w:val="0"/>
+                <w:i w:val="0"/>
+                <w:color w:val="64748B"/>
+                <w:sz w:val="16"/>
+              </w:rPr>
+              <w:t>GT-CQ</w:t>
+            </w:r>
+          </w:p>
+        </w:tc>
+        <w:tc>
+          <w:tcPr>
+            <w:tcW w:type="dxa" w:w="4706"/>
+          </w:tcPr>
+          <w:p>
+            <w:r>
+              <w:rPr>
+                <w:b w:val="0"/>
+                <w:i w:val="0"/>
+                <w:sz w:val="17"/>
+              </w:rPr>
+              <w:t>Prière de verifier l'information donnée par kadiatou boiro ou corriger au niveau de la section 1.</w:t>
+            </w:r>
+          </w:p>
+        </w:tc>
+      </w:tr>
+      <w:tr>
+        <w:tc>
+          <w:tcPr>
+            <w:tcW w:type="dxa" w:w="964"/>
+          </w:tcPr>
+          <w:p>
+            <w:r>
+              <w:rPr>
+                <w:b/>
+                <w:i w:val="0"/>
+                <w:color w:val="EA580C"/>
+                <w:sz w:val="16"/>
+              </w:rPr>
+              <w:t>Moyenne</w:t>
+            </w:r>
+          </w:p>
+        </w:tc>
+        <w:tc>
+          <w:tcPr>
+            <w:tcW w:type="dxa" w:w="1247"/>
+          </w:tcPr>
+          <w:p>
+            <w:r>
+              <w:rPr>
+                <w:b/>
+                <w:i w:val="0"/>
+                <w:sz w:val="16"/>
+              </w:rPr>
+              <w:t>S01</w:t>
+              <w:br/>
+            </w:r>
+            <w:r>
+              <w:rPr>
+                <w:b w:val="0"/>
+                <w:i w:val="0"/>
+                <w:color w:val="64748B"/>
+                <w:sz w:val="14"/>
+              </w:rPr>
+              <w:t>Démographie</w:t>
+            </w:r>
+          </w:p>
+        </w:tc>
+        <w:tc>
+          <w:tcPr>
+            <w:tcW w:type="dxa" w:w="1531"/>
+          </w:tcPr>
+          <w:p>
+            <w:r>
+              <w:rPr>
+                <w:b/>
+                <w:i w:val="0"/>
+                <w:color w:val="16A34A"/>
+                <w:sz w:val="16"/>
+              </w:rPr>
+              <w:t>—</w:t>
+            </w:r>
+          </w:p>
+        </w:tc>
+        <w:tc>
+          <w:tcPr>
+            <w:tcW w:type="dxa" w:w="1191"/>
+          </w:tcPr>
+          <w:p>
+            <w:r>
+              <w:rPr>
+                <w:b w:val="0"/>
+                <w:i w:val="0"/>
+                <w:color w:val="64748B"/>
+                <w:sz w:val="16"/>
+              </w:rPr>
+              <w:t>GT-CQ</w:t>
+            </w:r>
+          </w:p>
+        </w:tc>
+        <w:tc>
+          <w:tcPr>
+            <w:tcW w:type="dxa" w:w="4706"/>
+          </w:tcPr>
+          <w:p>
+            <w:r>
+              <w:rPr>
+                <w:b w:val="0"/>
+                <w:i w:val="0"/>
+                <w:sz w:val="17"/>
+              </w:rPr>
+              <w:t>Prière de verifier l'information donnée par mamadou 2 boiro ou corriger au niveau de la section 1.</w:t>
+            </w:r>
+          </w:p>
+        </w:tc>
+      </w:tr>
+      <w:tr>
+        <w:tc>
+          <w:tcPr>
+            <w:tcW w:type="dxa" w:w="964"/>
+          </w:tcPr>
+          <w:p>
+            <w:r>
+              <w:rPr>
+                <w:b/>
+                <w:i w:val="0"/>
+                <w:color w:val="EA580C"/>
+                <w:sz w:val="16"/>
+              </w:rPr>
+              <w:t>Moyenne</w:t>
+            </w:r>
+          </w:p>
+        </w:tc>
+        <w:tc>
+          <w:tcPr>
+            <w:tcW w:type="dxa" w:w="1247"/>
+          </w:tcPr>
+          <w:p>
+            <w:r>
+              <w:rPr>
+                <w:b/>
+                <w:i w:val="0"/>
+                <w:sz w:val="16"/>
+              </w:rPr>
               <w:t>S02</w:t>
               <w:br/>
             </w:r>
@@ -1115,7 +2015,7 @@
                 <w:i w:val="0"/>
                 <w:sz w:val="17"/>
               </w:rPr>
-              <w:t>Incohérent!! Le niveau d'instruction déclaré par l'un des enfants (Primaire) au niveau de la section 1 de Oumou gano diffère de celui donné par Oumou gano lui-même qui affirme ne pas avoir frequenté l'école formelle.</w:t>
+              <w:t>Attention ! Le frais de cotisation (1000 Fcfa) de Omar boiro en 4ème année de Primaire est relativement élevé par rapport aux autres frais de cotisation observés dans cette zone.</w:t>
             </w:r>
           </w:p>
         </w:tc>
@@ -1130,10 +2030,10 @@
               <w:rPr>
                 <w:b/>
                 <w:i w:val="0"/>
-                <w:color w:val="DC2626"/>
-                <w:sz w:val="16"/>
-              </w:rPr>
-              <w:t>Haute</w:t>
+                <w:color w:val="EA580C"/>
+                <w:sz w:val="16"/>
+              </w:rPr>
+              <w:t>Moyenne</w:t>
             </w:r>
           </w:p>
         </w:tc>
@@ -1148,7 +2048,7 @@
                 <w:i w:val="0"/>
                 <w:sz w:val="16"/>
               </w:rPr>
-              <w:t>S11</w:t>
+              <w:t>S02</w:t>
               <w:br/>
             </w:r>
             <w:r>
@@ -1158,7 +2058,7 @@
                 <w:color w:val="64748B"/>
                 <w:sz w:val="14"/>
               </w:rPr>
-              <w:t>Logement / cadre de vie</w:t>
+              <w:t>Éducation</w:t>
             </w:r>
           </w:p>
         </w:tc>
@@ -1205,7 +2105,7 @@
                 <w:i w:val="0"/>
                 <w:sz w:val="17"/>
               </w:rPr>
-              <w:t>Incoherence!! Le ménage a depensé .</w:t>
+              <w:t>Prière de corriger ou de confirmer avec le QG.</w:t>
             </w:r>
           </w:p>
         </w:tc>
@@ -1220,10 +2120,10 @@
               <w:rPr>
                 <w:b/>
                 <w:i w:val="0"/>
-                <w:color w:val="DC2626"/>
-                <w:sz w:val="16"/>
-              </w:rPr>
-              <w:t>Haute</w:t>
+                <w:color w:val="EA580C"/>
+                <w:sz w:val="16"/>
+              </w:rPr>
+              <w:t>Moyenne</w:t>
             </w:r>
           </w:p>
         </w:tc>
@@ -1238,7 +2138,7 @@
                 <w:i w:val="0"/>
                 <w:sz w:val="16"/>
               </w:rPr>
-              <w:t>S11</w:t>
+              <w:t>S02</w:t>
               <w:br/>
             </w:r>
             <w:r>
@@ -1248,7 +2148,7 @@
                 <w:color w:val="64748B"/>
                 <w:sz w:val="14"/>
               </w:rPr>
-              <w:t>Logement / cadre de vie</w:t>
+              <w:t>Éducation</w:t>
             </w:r>
           </w:p>
         </w:tc>
@@ -1264,7 +2164,7 @@
                 <w:color w:val="16A34A"/>
                 <w:sz w:val="16"/>
               </w:rPr>
-              <w:t>s01q29, s01q31, s04q24, s00q04, s11q21, s09fq03, s09fq011</w:t>
+              <w:t>—</w:t>
             </w:r>
           </w:p>
         </w:tc>
@@ -1295,7 +2195,7 @@
                 <w:i w:val="0"/>
                 <w:sz w:val="17"/>
               </w:rPr>
-              <w:t>FCFA dans Frais de connexion au réseau de distribution d'eau mais dit ne pas être connecté à un réseau d'eau courante, prière de corriger cette incoherence</w:t>
+              <w:t>Merci de bien vouloir changé 2.04 en OUI et renseigné toutes les autres informations qui concerne Oumou gano .</w:t>
             </w:r>
           </w:p>
         </w:tc>
@@ -1310,10 +2210,10 @@
               <w:rPr>
                 <w:b/>
                 <w:i w:val="0"/>
-                <w:color w:val="DC2626"/>
-                <w:sz w:val="16"/>
-              </w:rPr>
-              <w:t>Haute</w:t>
+                <w:color w:val="EA580C"/>
+                <w:sz w:val="16"/>
+              </w:rPr>
+              <w:t>Moyenne</w:t>
             </w:r>
           </w:p>
         </w:tc>
@@ -1328,7 +2228,7 @@
                 <w:i w:val="0"/>
                 <w:sz w:val="16"/>
               </w:rPr>
-              <w:t>S16</w:t>
+              <w:t>S02</w:t>
               <w:br/>
             </w:r>
             <w:r>
@@ -1338,7 +2238,7 @@
                 <w:color w:val="64748B"/>
                 <w:sz w:val="14"/>
               </w:rPr>
-              <w:t>Agriculture</w:t>
+              <w:t>Éducation</w:t>
             </w:r>
           </w:p>
         </w:tc>
@@ -1354,7 +2254,7 @@
                 <w:color w:val="16A34A"/>
                 <w:sz w:val="16"/>
               </w:rPr>
-              <w:t>s16dq05a, s16dq05c</w:t>
+              <w:t>—</w:t>
             </w:r>
           </w:p>
         </w:tc>
@@ -1385,7 +2285,7 @@
                 <w:i w:val="0"/>
                 <w:sz w:val="17"/>
               </w:rPr>
-              <w:t>La quantité de s16dq05a estimée en Kg est incohérente avec la prise dans la question s16dq05c, prière de bien estimer et mettre la valeur exacte.</w:t>
+              <w:t>Le montant des frais de cantines ou de restauration (1000 FCFA) pour l'année scolaire de Adama boiro qui fréquente 1ére année de Primaire  semble faible.</w:t>
             </w:r>
           </w:p>
         </w:tc>
@@ -1418,7 +2318,7 @@
                 <w:i w:val="0"/>
                 <w:sz w:val="16"/>
               </w:rPr>
-              <w:t>S00</w:t>
+              <w:t>S02</w:t>
               <w:br/>
             </w:r>
             <w:r>
@@ -1428,7 +2328,7 @@
                 <w:color w:val="64748B"/>
                 <w:sz w:val="14"/>
               </w:rPr>
-              <w:t>Identification</w:t>
+              <w:t>Éducation</w:t>
             </w:r>
           </w:p>
         </w:tc>
@@ -1444,7 +2344,7 @@
                 <w:color w:val="16A34A"/>
                 <w:sz w:val="16"/>
               </w:rPr>
-              <w:t>s00q27</w:t>
+              <w:t>—</w:t>
             </w:r>
           </w:p>
         </w:tc>
@@ -1475,7 +2375,7 @@
                 <w:i w:val="0"/>
                 <w:sz w:val="17"/>
               </w:rPr>
-              <w:t>Le questionnaire semble ne pas être complètement fini mais le questionnaire est en statut complet, prière de compléter le questionnaire.</w:t>
+              <w:t>Veuillez, s'il vous plait, confirmer ces informations avec le QG ou apporter les corrections nécessaires.</w:t>
             </w:r>
           </w:p>
         </w:tc>
@@ -1508,7 +2408,7 @@
                 <w:i w:val="0"/>
                 <w:sz w:val="16"/>
               </w:rPr>
-              <w:t>S00</w:t>
+              <w:t>S02</w:t>
               <w:br/>
             </w:r>
             <w:r>
@@ -1518,7 +2418,7 @@
                 <w:color w:val="64748B"/>
                 <w:sz w:val="14"/>
               </w:rPr>
-              <w:t>Identification</w:t>
+              <w:t>Éducation</w:t>
             </w:r>
           </w:p>
         </w:tc>
@@ -1565,7 +2465,7 @@
                 <w:i w:val="0"/>
                 <w:sz w:val="17"/>
               </w:rPr>
-              <w:t>L'adresse ou la localisation du ménage doit être bien renseignée, ne doit pas contenir des numéros de téléphone et elle semble courte pour être une adresse.</w:t>
+              <w:t>Le montant des frais de cantines ou de restauration (1000 FCFA) pour l'année scolaire de Aïsatou boiro qui fréquente 6ème année de Primaire  semble faible.</w:t>
             </w:r>
           </w:p>
         </w:tc>
@@ -1598,7 +2498,7 @@
                 <w:i w:val="0"/>
                 <w:sz w:val="16"/>
               </w:rPr>
-              <w:t>S00</w:t>
+              <w:t>S02</w:t>
               <w:br/>
             </w:r>
             <w:r>
@@ -1608,7 +2508,7 @@
                 <w:color w:val="64748B"/>
                 <w:sz w:val="14"/>
               </w:rPr>
-              <w:t>Identification</w:t>
+              <w:t>Éducation</w:t>
             </w:r>
           </w:p>
         </w:tc>
@@ -1655,7 +2555,7 @@
                 <w:i w:val="0"/>
                 <w:sz w:val="17"/>
               </w:rPr>
-              <w:t>Prière de mettre les noms dans ces questions et mettre les contacts à leurs places.</w:t>
+              <w:t>Le montant des frais de cantines ou de restauration (1000 FCFA) pour l'année scolaire de Diabou boiro qui fréquente 2ème année de Maternelle  semble faible.</w:t>
             </w:r>
           </w:p>
         </w:tc>
@@ -1688,7 +2588,7 @@
                 <w:i w:val="0"/>
                 <w:sz w:val="16"/>
               </w:rPr>
-              <w:t>S01</w:t>
+              <w:t>S02</w:t>
               <w:br/>
             </w:r>
             <w:r>
@@ -1698,7 +2598,7 @@
                 <w:color w:val="64748B"/>
                 <w:sz w:val="14"/>
               </w:rPr>
-              <w:t>Démographie</w:t>
+              <w:t>Éducation</w:t>
             </w:r>
           </w:p>
         </w:tc>
@@ -1745,7 +2645,7 @@
                 <w:i w:val="0"/>
                 <w:sz w:val="17"/>
               </w:rPr>
-              <w:t>Dans le cas contraire rassurez vous que c'est bien son fils/fille biologique.</w:t>
+              <w:t>Le montant des frais de cantines ou de restauration (1000 FCFA) pour l'année scolaire de Hawa boiro qui fréquente 1ére année de Primaire  semble faible.</w:t>
             </w:r>
           </w:p>
         </w:tc>
@@ -1778,7 +2678,7 @@
                 <w:i w:val="0"/>
                 <w:sz w:val="16"/>
               </w:rPr>
-              <w:t>S01</w:t>
+              <w:t>S02</w:t>
               <w:br/>
             </w:r>
             <w:r>
@@ -1788,7 +2688,7 @@
                 <w:color w:val="64748B"/>
                 <w:sz w:val="14"/>
               </w:rPr>
-              <w:t>Démographie</w:t>
+              <w:t>Éducation</w:t>
             </w:r>
           </w:p>
         </w:tc>
@@ -1835,7 +2735,7 @@
                 <w:i w:val="0"/>
                 <w:sz w:val="17"/>
               </w:rPr>
-              <w:t>Prière de verifier l'information donnée par Rouby boiro ou corriger au niveau de la section 1.</w:t>
+              <w:t>Le montant des frais de cantines ou de restauration (1000 FCFA) pour l'année scolaire de Rouby boiro qui fréquente 2ème année de Maternelle  semble faible.</w:t>
             </w:r>
           </w:p>
         </w:tc>
@@ -1868,7 +2768,7 @@
                 <w:i w:val="0"/>
                 <w:sz w:val="16"/>
               </w:rPr>
-              <w:t>S01</w:t>
+              <w:t>S02</w:t>
               <w:br/>
             </w:r>
             <w:r>
@@ -1878,7 +2778,7 @@
                 <w:color w:val="64748B"/>
                 <w:sz w:val="14"/>
               </w:rPr>
-              <w:t>Démographie</w:t>
+              <w:t>Éducation</w:t>
             </w:r>
           </w:p>
         </w:tc>
@@ -1925,1627 +2825,7 @@
                 <w:i w:val="0"/>
                 <w:sz w:val="17"/>
               </w:rPr>
-              <w:t>Prière de verifier l'information donnée par kadiatou boiro ou corriger au niveau de la section 1.</w:t>
-            </w:r>
-          </w:p>
-        </w:tc>
-      </w:tr>
-      <w:tr>
-        <w:tc>
-          <w:tcPr>
-            <w:tcW w:type="dxa" w:w="964"/>
-          </w:tcPr>
-          <w:p>
-            <w:r>
-              <w:rPr>
-                <w:b/>
-                <w:i w:val="0"/>
-                <w:color w:val="EA580C"/>
-                <w:sz w:val="16"/>
-              </w:rPr>
-              <w:t>Moyenne</w:t>
-            </w:r>
-          </w:p>
-        </w:tc>
-        <w:tc>
-          <w:tcPr>
-            <w:tcW w:type="dxa" w:w="1247"/>
-          </w:tcPr>
-          <w:p>
-            <w:r>
-              <w:rPr>
-                <w:b/>
-                <w:i w:val="0"/>
-                <w:sz w:val="16"/>
-              </w:rPr>
-              <w:t>S01</w:t>
-              <w:br/>
-            </w:r>
-            <w:r>
-              <w:rPr>
-                <w:b w:val="0"/>
-                <w:i w:val="0"/>
-                <w:color w:val="64748B"/>
-                <w:sz w:val="14"/>
-              </w:rPr>
-              <w:t>Démographie</w:t>
-            </w:r>
-          </w:p>
-        </w:tc>
-        <w:tc>
-          <w:tcPr>
-            <w:tcW w:type="dxa" w:w="1531"/>
-          </w:tcPr>
-          <w:p>
-            <w:r>
-              <w:rPr>
-                <w:b/>
-                <w:i w:val="0"/>
-                <w:color w:val="16A34A"/>
-                <w:sz w:val="16"/>
-              </w:rPr>
-              <w:t>—</w:t>
-            </w:r>
-          </w:p>
-        </w:tc>
-        <w:tc>
-          <w:tcPr>
-            <w:tcW w:type="dxa" w:w="1191"/>
-          </w:tcPr>
-          <w:p>
-            <w:r>
-              <w:rPr>
-                <w:b w:val="0"/>
-                <w:i w:val="0"/>
-                <w:color w:val="64748B"/>
-                <w:sz w:val="16"/>
-              </w:rPr>
-              <w:t>GT-CQ</w:t>
-            </w:r>
-          </w:p>
-        </w:tc>
-        <w:tc>
-          <w:tcPr>
-            <w:tcW w:type="dxa" w:w="4706"/>
-          </w:tcPr>
-          <w:p>
-            <w:r>
-              <w:rPr>
-                <w:b w:val="0"/>
-                <w:i w:val="0"/>
-                <w:sz w:val="17"/>
-              </w:rPr>
-              <w:t>Prière de verifier l'information donnée par mamadou 2 boiro ou corriger au niveau de la section 1.</w:t>
-            </w:r>
-          </w:p>
-        </w:tc>
-      </w:tr>
-      <w:tr>
-        <w:tc>
-          <w:tcPr>
-            <w:tcW w:type="dxa" w:w="964"/>
-          </w:tcPr>
-          <w:p>
-            <w:r>
-              <w:rPr>
-                <w:b/>
-                <w:i w:val="0"/>
-                <w:color w:val="EA580C"/>
-                <w:sz w:val="16"/>
-              </w:rPr>
-              <w:t>Moyenne</w:t>
-            </w:r>
-          </w:p>
-        </w:tc>
-        <w:tc>
-          <w:tcPr>
-            <w:tcW w:type="dxa" w:w="1247"/>
-          </w:tcPr>
-          <w:p>
-            <w:r>
-              <w:rPr>
-                <w:b/>
-                <w:i w:val="0"/>
-                <w:sz w:val="16"/>
-              </w:rPr>
-              <w:t>S02</w:t>
-              <w:br/>
-            </w:r>
-            <w:r>
-              <w:rPr>
-                <w:b w:val="0"/>
-                <w:i w:val="0"/>
-                <w:color w:val="64748B"/>
-                <w:sz w:val="14"/>
-              </w:rPr>
-              <w:t>Éducation</w:t>
-            </w:r>
-          </w:p>
-        </w:tc>
-        <w:tc>
-          <w:tcPr>
-            <w:tcW w:type="dxa" w:w="1531"/>
-          </w:tcPr>
-          <w:p>
-            <w:r>
-              <w:rPr>
-                <w:b/>
-                <w:i w:val="0"/>
-                <w:color w:val="16A34A"/>
-                <w:sz w:val="16"/>
-              </w:rPr>
-              <w:t>—</w:t>
-            </w:r>
-          </w:p>
-        </w:tc>
-        <w:tc>
-          <w:tcPr>
-            <w:tcW w:type="dxa" w:w="1191"/>
-          </w:tcPr>
-          <w:p>
-            <w:r>
-              <w:rPr>
-                <w:b w:val="0"/>
-                <w:i w:val="0"/>
-                <w:color w:val="64748B"/>
-                <w:sz w:val="16"/>
-              </w:rPr>
-              <w:t>GT-CQ</w:t>
-            </w:r>
-          </w:p>
-        </w:tc>
-        <w:tc>
-          <w:tcPr>
-            <w:tcW w:type="dxa" w:w="4706"/>
-          </w:tcPr>
-          <w:p>
-            <w:r>
-              <w:rPr>
-                <w:b w:val="0"/>
-                <w:i w:val="0"/>
-                <w:sz w:val="17"/>
-              </w:rPr>
-              <w:t>veuillez, s'il vous plait, confirmer les frais de scolarité ( 1000 FCFA) payée de Adama boiro avec le QG ou apporter les corrections nécessaires.</w:t>
-            </w:r>
-          </w:p>
-        </w:tc>
-      </w:tr>
-      <w:tr>
-        <w:tc>
-          <w:tcPr>
-            <w:tcW w:type="dxa" w:w="964"/>
-          </w:tcPr>
-          <w:p>
-            <w:r>
-              <w:rPr>
-                <w:b/>
-                <w:i w:val="0"/>
-                <w:color w:val="EA580C"/>
-                <w:sz w:val="16"/>
-              </w:rPr>
-              <w:t>Moyenne</w:t>
-            </w:r>
-          </w:p>
-        </w:tc>
-        <w:tc>
-          <w:tcPr>
-            <w:tcW w:type="dxa" w:w="1247"/>
-          </w:tcPr>
-          <w:p>
-            <w:r>
-              <w:rPr>
-                <w:b/>
-                <w:i w:val="0"/>
-                <w:sz w:val="16"/>
-              </w:rPr>
-              <w:t>S02</w:t>
-              <w:br/>
-            </w:r>
-            <w:r>
-              <w:rPr>
-                <w:b w:val="0"/>
-                <w:i w:val="0"/>
-                <w:color w:val="64748B"/>
-                <w:sz w:val="14"/>
-              </w:rPr>
-              <w:t>Éducation</w:t>
-            </w:r>
-          </w:p>
-        </w:tc>
-        <w:tc>
-          <w:tcPr>
-            <w:tcW w:type="dxa" w:w="1531"/>
-          </w:tcPr>
-          <w:p>
-            <w:r>
-              <w:rPr>
-                <w:b/>
-                <w:i w:val="0"/>
-                <w:color w:val="16A34A"/>
-                <w:sz w:val="16"/>
-              </w:rPr>
-              <w:t>—</w:t>
-            </w:r>
-          </w:p>
-        </w:tc>
-        <w:tc>
-          <w:tcPr>
-            <w:tcW w:type="dxa" w:w="1191"/>
-          </w:tcPr>
-          <w:p>
-            <w:r>
-              <w:rPr>
-                <w:b w:val="0"/>
-                <w:i w:val="0"/>
-                <w:color w:val="64748B"/>
-                <w:sz w:val="16"/>
-              </w:rPr>
-              <w:t>GT-CQ</w:t>
-            </w:r>
-          </w:p>
-        </w:tc>
-        <w:tc>
-          <w:tcPr>
-            <w:tcW w:type="dxa" w:w="4706"/>
-          </w:tcPr>
-          <w:p>
-            <w:r>
-              <w:rPr>
-                <w:b w:val="0"/>
-                <w:i w:val="0"/>
-                <w:sz w:val="17"/>
-              </w:rPr>
-              <w:t>Le montant des frais de cantines ou de restauration (1000 FCFA) pour l'année scolaire de Adama boiro qui fréquente 1ére année de Primaire  semble faible.</w:t>
-            </w:r>
-          </w:p>
-        </w:tc>
-      </w:tr>
-      <w:tr>
-        <w:tc>
-          <w:tcPr>
-            <w:tcW w:type="dxa" w:w="964"/>
-          </w:tcPr>
-          <w:p>
-            <w:r>
-              <w:rPr>
-                <w:b/>
-                <w:i w:val="0"/>
-                <w:color w:val="EA580C"/>
-                <w:sz w:val="16"/>
-              </w:rPr>
-              <w:t>Moyenne</w:t>
-            </w:r>
-          </w:p>
-        </w:tc>
-        <w:tc>
-          <w:tcPr>
-            <w:tcW w:type="dxa" w:w="1247"/>
-          </w:tcPr>
-          <w:p>
-            <w:r>
-              <w:rPr>
-                <w:b/>
-                <w:i w:val="0"/>
-                <w:sz w:val="16"/>
-              </w:rPr>
-              <w:t>S02</w:t>
-              <w:br/>
-            </w:r>
-            <w:r>
-              <w:rPr>
-                <w:b w:val="0"/>
-                <w:i w:val="0"/>
-                <w:color w:val="64748B"/>
-                <w:sz w:val="14"/>
-              </w:rPr>
-              <w:t>Éducation</w:t>
-            </w:r>
-          </w:p>
-        </w:tc>
-        <w:tc>
-          <w:tcPr>
-            <w:tcW w:type="dxa" w:w="1531"/>
-          </w:tcPr>
-          <w:p>
-            <w:r>
-              <w:rPr>
-                <w:b/>
-                <w:i w:val="0"/>
-                <w:color w:val="16A34A"/>
-                <w:sz w:val="16"/>
-              </w:rPr>
-              <w:t>—</w:t>
-            </w:r>
-          </w:p>
-        </w:tc>
-        <w:tc>
-          <w:tcPr>
-            <w:tcW w:type="dxa" w:w="1191"/>
-          </w:tcPr>
-          <w:p>
-            <w:r>
-              <w:rPr>
-                <w:b w:val="0"/>
-                <w:i w:val="0"/>
-                <w:color w:val="64748B"/>
-                <w:sz w:val="16"/>
-              </w:rPr>
-              <w:t>GT-CQ</w:t>
-            </w:r>
-          </w:p>
-        </w:tc>
-        <w:tc>
-          <w:tcPr>
-            <w:tcW w:type="dxa" w:w="4706"/>
-          </w:tcPr>
-          <w:p>
-            <w:r>
-              <w:rPr>
-                <w:b w:val="0"/>
-                <w:i w:val="0"/>
-                <w:sz w:val="17"/>
-              </w:rPr>
-              <w:t>Veuillez, s'il vous plait, confirmer ces informations avec le QG ou apporter les corrections nécessaires.</w:t>
-            </w:r>
-          </w:p>
-        </w:tc>
-      </w:tr>
-      <w:tr>
-        <w:tc>
-          <w:tcPr>
-            <w:tcW w:type="dxa" w:w="964"/>
-          </w:tcPr>
-          <w:p>
-            <w:r>
-              <w:rPr>
-                <w:b/>
-                <w:i w:val="0"/>
-                <w:color w:val="EA580C"/>
-                <w:sz w:val="16"/>
-              </w:rPr>
-              <w:t>Moyenne</w:t>
-            </w:r>
-          </w:p>
-        </w:tc>
-        <w:tc>
-          <w:tcPr>
-            <w:tcW w:type="dxa" w:w="1247"/>
-          </w:tcPr>
-          <w:p>
-            <w:r>
-              <w:rPr>
-                <w:b/>
-                <w:i w:val="0"/>
-                <w:sz w:val="16"/>
-              </w:rPr>
-              <w:t>S02</w:t>
-              <w:br/>
-            </w:r>
-            <w:r>
-              <w:rPr>
-                <w:b w:val="0"/>
-                <w:i w:val="0"/>
-                <w:color w:val="64748B"/>
-                <w:sz w:val="14"/>
-              </w:rPr>
-              <w:t>Éducation</w:t>
-            </w:r>
-          </w:p>
-        </w:tc>
-        <w:tc>
-          <w:tcPr>
-            <w:tcW w:type="dxa" w:w="1531"/>
-          </w:tcPr>
-          <w:p>
-            <w:r>
-              <w:rPr>
-                <w:b/>
-                <w:i w:val="0"/>
-                <w:color w:val="16A34A"/>
-                <w:sz w:val="16"/>
-              </w:rPr>
-              <w:t>—</w:t>
-            </w:r>
-          </w:p>
-        </w:tc>
-        <w:tc>
-          <w:tcPr>
-            <w:tcW w:type="dxa" w:w="1191"/>
-          </w:tcPr>
-          <w:p>
-            <w:r>
-              <w:rPr>
-                <w:b w:val="0"/>
-                <w:i w:val="0"/>
-                <w:color w:val="64748B"/>
-                <w:sz w:val="16"/>
-              </w:rPr>
-              <w:t>GT-CQ</w:t>
-            </w:r>
-          </w:p>
-        </w:tc>
-        <w:tc>
-          <w:tcPr>
-            <w:tcW w:type="dxa" w:w="4706"/>
-          </w:tcPr>
-          <w:p>
-            <w:r>
-              <w:rPr>
-                <w:b w:val="0"/>
-                <w:i w:val="0"/>
-                <w:sz w:val="17"/>
-              </w:rPr>
-              <w:t>veuillez, s'il vous plait, confirmer les frais de scolarité ( 1000 FCFA) payée de Aïsatou boiro avec le QG ou apporter les corrections nécessaires.</w:t>
-            </w:r>
-          </w:p>
-        </w:tc>
-      </w:tr>
-      <w:tr>
-        <w:tc>
-          <w:tcPr>
-            <w:tcW w:type="dxa" w:w="964"/>
-          </w:tcPr>
-          <w:p>
-            <w:r>
-              <w:rPr>
-                <w:b/>
-                <w:i w:val="0"/>
-                <w:color w:val="EA580C"/>
-                <w:sz w:val="16"/>
-              </w:rPr>
-              <w:t>Moyenne</w:t>
-            </w:r>
-          </w:p>
-        </w:tc>
-        <w:tc>
-          <w:tcPr>
-            <w:tcW w:type="dxa" w:w="1247"/>
-          </w:tcPr>
-          <w:p>
-            <w:r>
-              <w:rPr>
-                <w:b/>
-                <w:i w:val="0"/>
-                <w:sz w:val="16"/>
-              </w:rPr>
-              <w:t>S02</w:t>
-              <w:br/>
-            </w:r>
-            <w:r>
-              <w:rPr>
-                <w:b w:val="0"/>
-                <w:i w:val="0"/>
-                <w:color w:val="64748B"/>
-                <w:sz w:val="14"/>
-              </w:rPr>
-              <w:t>Éducation</w:t>
-            </w:r>
-          </w:p>
-        </w:tc>
-        <w:tc>
-          <w:tcPr>
-            <w:tcW w:type="dxa" w:w="1531"/>
-          </w:tcPr>
-          <w:p>
-            <w:r>
-              <w:rPr>
-                <w:b/>
-                <w:i w:val="0"/>
-                <w:color w:val="16A34A"/>
-                <w:sz w:val="16"/>
-              </w:rPr>
-              <w:t>—</w:t>
-            </w:r>
-          </w:p>
-        </w:tc>
-        <w:tc>
-          <w:tcPr>
-            <w:tcW w:type="dxa" w:w="1191"/>
-          </w:tcPr>
-          <w:p>
-            <w:r>
-              <w:rPr>
-                <w:b w:val="0"/>
-                <w:i w:val="0"/>
-                <w:color w:val="64748B"/>
-                <w:sz w:val="16"/>
-              </w:rPr>
-              <w:t>GT-CQ</w:t>
-            </w:r>
-          </w:p>
-        </w:tc>
-        <w:tc>
-          <w:tcPr>
-            <w:tcW w:type="dxa" w:w="4706"/>
-          </w:tcPr>
-          <w:p>
-            <w:r>
-              <w:rPr>
-                <w:b w:val="0"/>
-                <w:i w:val="0"/>
-                <w:sz w:val="17"/>
-              </w:rPr>
-              <w:t>Le montant des frais de cantines ou de restauration (1000 FCFA) pour l'année scolaire de Aïsatou boiro qui fréquente 6ème année de Primaire  semble faible.</w:t>
-            </w:r>
-          </w:p>
-        </w:tc>
-      </w:tr>
-      <w:tr>
-        <w:tc>
-          <w:tcPr>
-            <w:tcW w:type="dxa" w:w="964"/>
-          </w:tcPr>
-          <w:p>
-            <w:r>
-              <w:rPr>
-                <w:b/>
-                <w:i w:val="0"/>
-                <w:color w:val="EA580C"/>
-                <w:sz w:val="16"/>
-              </w:rPr>
-              <w:t>Moyenne</w:t>
-            </w:r>
-          </w:p>
-        </w:tc>
-        <w:tc>
-          <w:tcPr>
-            <w:tcW w:type="dxa" w:w="1247"/>
-          </w:tcPr>
-          <w:p>
-            <w:r>
-              <w:rPr>
-                <w:b/>
-                <w:i w:val="0"/>
-                <w:sz w:val="16"/>
-              </w:rPr>
-              <w:t>S02</w:t>
-              <w:br/>
-            </w:r>
-            <w:r>
-              <w:rPr>
-                <w:b w:val="0"/>
-                <w:i w:val="0"/>
-                <w:color w:val="64748B"/>
-                <w:sz w:val="14"/>
-              </w:rPr>
-              <w:t>Éducation</w:t>
-            </w:r>
-          </w:p>
-        </w:tc>
-        <w:tc>
-          <w:tcPr>
-            <w:tcW w:type="dxa" w:w="1531"/>
-          </w:tcPr>
-          <w:p>
-            <w:r>
-              <w:rPr>
-                <w:b/>
-                <w:i w:val="0"/>
-                <w:color w:val="16A34A"/>
-                <w:sz w:val="16"/>
-              </w:rPr>
-              <w:t>—</w:t>
-            </w:r>
-          </w:p>
-        </w:tc>
-        <w:tc>
-          <w:tcPr>
-            <w:tcW w:type="dxa" w:w="1191"/>
-          </w:tcPr>
-          <w:p>
-            <w:r>
-              <w:rPr>
-                <w:b w:val="0"/>
-                <w:i w:val="0"/>
-                <w:color w:val="64748B"/>
-                <w:sz w:val="16"/>
-              </w:rPr>
-              <w:t>GT-CQ</w:t>
-            </w:r>
-          </w:p>
-        </w:tc>
-        <w:tc>
-          <w:tcPr>
-            <w:tcW w:type="dxa" w:w="4706"/>
-          </w:tcPr>
-          <w:p>
-            <w:r>
-              <w:rPr>
-                <w:b w:val="0"/>
-                <w:i w:val="0"/>
-                <w:sz w:val="17"/>
-              </w:rPr>
-              <w:t>veuillez, s'il vous plait, confirmer les frais de scolarité ( 1000 FCFA) payée de Diabou boiro avec le QG ou apporter les corrections nécessaires.</w:t>
-            </w:r>
-          </w:p>
-        </w:tc>
-      </w:tr>
-      <w:tr>
-        <w:tc>
-          <w:tcPr>
-            <w:tcW w:type="dxa" w:w="964"/>
-          </w:tcPr>
-          <w:p>
-            <w:r>
-              <w:rPr>
-                <w:b/>
-                <w:i w:val="0"/>
-                <w:color w:val="EA580C"/>
-                <w:sz w:val="16"/>
-              </w:rPr>
-              <w:t>Moyenne</w:t>
-            </w:r>
-          </w:p>
-        </w:tc>
-        <w:tc>
-          <w:tcPr>
-            <w:tcW w:type="dxa" w:w="1247"/>
-          </w:tcPr>
-          <w:p>
-            <w:r>
-              <w:rPr>
-                <w:b/>
-                <w:i w:val="0"/>
-                <w:sz w:val="16"/>
-              </w:rPr>
-              <w:t>S02</w:t>
-              <w:br/>
-            </w:r>
-            <w:r>
-              <w:rPr>
-                <w:b w:val="0"/>
-                <w:i w:val="0"/>
-                <w:color w:val="64748B"/>
-                <w:sz w:val="14"/>
-              </w:rPr>
-              <w:t>Éducation</w:t>
-            </w:r>
-          </w:p>
-        </w:tc>
-        <w:tc>
-          <w:tcPr>
-            <w:tcW w:type="dxa" w:w="1531"/>
-          </w:tcPr>
-          <w:p>
-            <w:r>
-              <w:rPr>
-                <w:b/>
-                <w:i w:val="0"/>
-                <w:color w:val="16A34A"/>
-                <w:sz w:val="16"/>
-              </w:rPr>
-              <w:t>—</w:t>
-            </w:r>
-          </w:p>
-        </w:tc>
-        <w:tc>
-          <w:tcPr>
-            <w:tcW w:type="dxa" w:w="1191"/>
-          </w:tcPr>
-          <w:p>
-            <w:r>
-              <w:rPr>
-                <w:b w:val="0"/>
-                <w:i w:val="0"/>
-                <w:color w:val="64748B"/>
-                <w:sz w:val="16"/>
-              </w:rPr>
-              <w:t>GT-CQ</w:t>
-            </w:r>
-          </w:p>
-        </w:tc>
-        <w:tc>
-          <w:tcPr>
-            <w:tcW w:type="dxa" w:w="4706"/>
-          </w:tcPr>
-          <w:p>
-            <w:r>
-              <w:rPr>
-                <w:b w:val="0"/>
-                <w:i w:val="0"/>
-                <w:sz w:val="17"/>
-              </w:rPr>
-              <w:t>Le montant des frais de cantines ou de restauration (1000 FCFA) pour l'année scolaire de Diabou boiro qui fréquente 2ème année de Maternelle  semble faible.</w:t>
-            </w:r>
-          </w:p>
-        </w:tc>
-      </w:tr>
-      <w:tr>
-        <w:tc>
-          <w:tcPr>
-            <w:tcW w:type="dxa" w:w="964"/>
-          </w:tcPr>
-          <w:p>
-            <w:r>
-              <w:rPr>
-                <w:b/>
-                <w:i w:val="0"/>
-                <w:color w:val="EA580C"/>
-                <w:sz w:val="16"/>
-              </w:rPr>
-              <w:t>Moyenne</w:t>
-            </w:r>
-          </w:p>
-        </w:tc>
-        <w:tc>
-          <w:tcPr>
-            <w:tcW w:type="dxa" w:w="1247"/>
-          </w:tcPr>
-          <w:p>
-            <w:r>
-              <w:rPr>
-                <w:b/>
-                <w:i w:val="0"/>
-                <w:sz w:val="16"/>
-              </w:rPr>
-              <w:t>S02</w:t>
-              <w:br/>
-            </w:r>
-            <w:r>
-              <w:rPr>
-                <w:b w:val="0"/>
-                <w:i w:val="0"/>
-                <w:color w:val="64748B"/>
-                <w:sz w:val="14"/>
-              </w:rPr>
-              <w:t>Éducation</w:t>
-            </w:r>
-          </w:p>
-        </w:tc>
-        <w:tc>
-          <w:tcPr>
-            <w:tcW w:type="dxa" w:w="1531"/>
-          </w:tcPr>
-          <w:p>
-            <w:r>
-              <w:rPr>
-                <w:b/>
-                <w:i w:val="0"/>
-                <w:color w:val="16A34A"/>
-                <w:sz w:val="16"/>
-              </w:rPr>
-              <w:t>—</w:t>
-            </w:r>
-          </w:p>
-        </w:tc>
-        <w:tc>
-          <w:tcPr>
-            <w:tcW w:type="dxa" w:w="1191"/>
-          </w:tcPr>
-          <w:p>
-            <w:r>
-              <w:rPr>
-                <w:b w:val="0"/>
-                <w:i w:val="0"/>
-                <w:color w:val="64748B"/>
-                <w:sz w:val="16"/>
-              </w:rPr>
-              <w:t>GT-CQ</w:t>
-            </w:r>
-          </w:p>
-        </w:tc>
-        <w:tc>
-          <w:tcPr>
-            <w:tcW w:type="dxa" w:w="4706"/>
-          </w:tcPr>
-          <w:p>
-            <w:r>
-              <w:rPr>
-                <w:b w:val="0"/>
-                <w:i w:val="0"/>
-                <w:sz w:val="17"/>
-              </w:rPr>
-              <w:t>veuillez, s'il vous plait, confirmer les frais de scolarité ( 1000 FCFA) payée de Hawa boiro avec le QG ou apporter les corrections nécessaires.</w:t>
-            </w:r>
-          </w:p>
-        </w:tc>
-      </w:tr>
-      <w:tr>
-        <w:tc>
-          <w:tcPr>
-            <w:tcW w:type="dxa" w:w="964"/>
-          </w:tcPr>
-          <w:p>
-            <w:r>
-              <w:rPr>
-                <w:b/>
-                <w:i w:val="0"/>
-                <w:color w:val="EA580C"/>
-                <w:sz w:val="16"/>
-              </w:rPr>
-              <w:t>Moyenne</w:t>
-            </w:r>
-          </w:p>
-        </w:tc>
-        <w:tc>
-          <w:tcPr>
-            <w:tcW w:type="dxa" w:w="1247"/>
-          </w:tcPr>
-          <w:p>
-            <w:r>
-              <w:rPr>
-                <w:b/>
-                <w:i w:val="0"/>
-                <w:sz w:val="16"/>
-              </w:rPr>
-              <w:t>S02</w:t>
-              <w:br/>
-            </w:r>
-            <w:r>
-              <w:rPr>
-                <w:b w:val="0"/>
-                <w:i w:val="0"/>
-                <w:color w:val="64748B"/>
-                <w:sz w:val="14"/>
-              </w:rPr>
-              <w:t>Éducation</w:t>
-            </w:r>
-          </w:p>
-        </w:tc>
-        <w:tc>
-          <w:tcPr>
-            <w:tcW w:type="dxa" w:w="1531"/>
-          </w:tcPr>
-          <w:p>
-            <w:r>
-              <w:rPr>
-                <w:b/>
-                <w:i w:val="0"/>
-                <w:color w:val="16A34A"/>
-                <w:sz w:val="16"/>
-              </w:rPr>
-              <w:t>—</w:t>
-            </w:r>
-          </w:p>
-        </w:tc>
-        <w:tc>
-          <w:tcPr>
-            <w:tcW w:type="dxa" w:w="1191"/>
-          </w:tcPr>
-          <w:p>
-            <w:r>
-              <w:rPr>
-                <w:b w:val="0"/>
-                <w:i w:val="0"/>
-                <w:color w:val="64748B"/>
-                <w:sz w:val="16"/>
-              </w:rPr>
-              <w:t>GT-CQ</w:t>
-            </w:r>
-          </w:p>
-        </w:tc>
-        <w:tc>
-          <w:tcPr>
-            <w:tcW w:type="dxa" w:w="4706"/>
-          </w:tcPr>
-          <w:p>
-            <w:r>
-              <w:rPr>
-                <w:b w:val="0"/>
-                <w:i w:val="0"/>
-                <w:sz w:val="17"/>
-              </w:rPr>
-              <w:t>Le montant des frais de cantines ou de restauration (1000 FCFA) pour l'année scolaire de Hawa boiro qui fréquente 1ére année de Primaire  semble faible.</w:t>
-            </w:r>
-          </w:p>
-        </w:tc>
-      </w:tr>
-      <w:tr>
-        <w:tc>
-          <w:tcPr>
-            <w:tcW w:type="dxa" w:w="964"/>
-          </w:tcPr>
-          <w:p>
-            <w:r>
-              <w:rPr>
-                <w:b/>
-                <w:i w:val="0"/>
-                <w:color w:val="EA580C"/>
-                <w:sz w:val="16"/>
-              </w:rPr>
-              <w:t>Moyenne</w:t>
-            </w:r>
-          </w:p>
-        </w:tc>
-        <w:tc>
-          <w:tcPr>
-            <w:tcW w:type="dxa" w:w="1247"/>
-          </w:tcPr>
-          <w:p>
-            <w:r>
-              <w:rPr>
-                <w:b/>
-                <w:i w:val="0"/>
-                <w:sz w:val="16"/>
-              </w:rPr>
-              <w:t>S02</w:t>
-              <w:br/>
-            </w:r>
-            <w:r>
-              <w:rPr>
-                <w:b w:val="0"/>
-                <w:i w:val="0"/>
-                <w:color w:val="64748B"/>
-                <w:sz w:val="14"/>
-              </w:rPr>
-              <w:t>Éducation</w:t>
-            </w:r>
-          </w:p>
-        </w:tc>
-        <w:tc>
-          <w:tcPr>
-            <w:tcW w:type="dxa" w:w="1531"/>
-          </w:tcPr>
-          <w:p>
-            <w:r>
-              <w:rPr>
-                <w:b/>
-                <w:i w:val="0"/>
-                <w:color w:val="16A34A"/>
-                <w:sz w:val="16"/>
-              </w:rPr>
-              <w:t>—</w:t>
-            </w:r>
-          </w:p>
-        </w:tc>
-        <w:tc>
-          <w:tcPr>
-            <w:tcW w:type="dxa" w:w="1191"/>
-          </w:tcPr>
-          <w:p>
-            <w:r>
-              <w:rPr>
-                <w:b w:val="0"/>
-                <w:i w:val="0"/>
-                <w:color w:val="64748B"/>
-                <w:sz w:val="16"/>
-              </w:rPr>
-              <w:t>GT-CQ</w:t>
-            </w:r>
-          </w:p>
-        </w:tc>
-        <w:tc>
-          <w:tcPr>
-            <w:tcW w:type="dxa" w:w="4706"/>
-          </w:tcPr>
-          <w:p>
-            <w:r>
-              <w:rPr>
-                <w:b w:val="0"/>
-                <w:i w:val="0"/>
-                <w:sz w:val="17"/>
-              </w:rPr>
-              <w:t>veuillez, s'il vous plait, confirmer les frais de scolarité ( 1000 FCFA) payée de Omar boiro avec le QG ou apporter les corrections nécessaires.</w:t>
-            </w:r>
-          </w:p>
-        </w:tc>
-      </w:tr>
-      <w:tr>
-        <w:tc>
-          <w:tcPr>
-            <w:tcW w:type="dxa" w:w="964"/>
-          </w:tcPr>
-          <w:p>
-            <w:r>
-              <w:rPr>
-                <w:b/>
-                <w:i w:val="0"/>
-                <w:color w:val="EA580C"/>
-                <w:sz w:val="16"/>
-              </w:rPr>
-              <w:t>Moyenne</w:t>
-            </w:r>
-          </w:p>
-        </w:tc>
-        <w:tc>
-          <w:tcPr>
-            <w:tcW w:type="dxa" w:w="1247"/>
-          </w:tcPr>
-          <w:p>
-            <w:r>
-              <w:rPr>
-                <w:b/>
-                <w:i w:val="0"/>
-                <w:sz w:val="16"/>
-              </w:rPr>
-              <w:t>S02</w:t>
-              <w:br/>
-            </w:r>
-            <w:r>
-              <w:rPr>
-                <w:b w:val="0"/>
-                <w:i w:val="0"/>
-                <w:color w:val="64748B"/>
-                <w:sz w:val="14"/>
-              </w:rPr>
-              <w:t>Éducation</w:t>
-            </w:r>
-          </w:p>
-        </w:tc>
-        <w:tc>
-          <w:tcPr>
-            <w:tcW w:type="dxa" w:w="1531"/>
-          </w:tcPr>
-          <w:p>
-            <w:r>
-              <w:rPr>
-                <w:b/>
-                <w:i w:val="0"/>
-                <w:color w:val="16A34A"/>
-                <w:sz w:val="16"/>
-              </w:rPr>
-              <w:t>—</w:t>
-            </w:r>
-          </w:p>
-        </w:tc>
-        <w:tc>
-          <w:tcPr>
-            <w:tcW w:type="dxa" w:w="1191"/>
-          </w:tcPr>
-          <w:p>
-            <w:r>
-              <w:rPr>
-                <w:b w:val="0"/>
-                <w:i w:val="0"/>
-                <w:color w:val="64748B"/>
-                <w:sz w:val="16"/>
-              </w:rPr>
-              <w:t>GT-CQ</w:t>
-            </w:r>
-          </w:p>
-        </w:tc>
-        <w:tc>
-          <w:tcPr>
-            <w:tcW w:type="dxa" w:w="4706"/>
-          </w:tcPr>
-          <w:p>
-            <w:r>
-              <w:rPr>
-                <w:b w:val="0"/>
-                <w:i w:val="0"/>
-                <w:sz w:val="17"/>
-              </w:rPr>
-              <w:t>Attention ! Le frais de cotisation (1000 Fcfa) de Omar boiro en 4ème année de Primaire est relativement élevé par rapport aux autres frais de cotisation observés dans cette zone.</w:t>
-            </w:r>
-          </w:p>
-        </w:tc>
-      </w:tr>
-      <w:tr>
-        <w:tc>
-          <w:tcPr>
-            <w:tcW w:type="dxa" w:w="964"/>
-          </w:tcPr>
-          <w:p>
-            <w:r>
-              <w:rPr>
-                <w:b/>
-                <w:i w:val="0"/>
-                <w:color w:val="EA580C"/>
-                <w:sz w:val="16"/>
-              </w:rPr>
-              <w:t>Moyenne</w:t>
-            </w:r>
-          </w:p>
-        </w:tc>
-        <w:tc>
-          <w:tcPr>
-            <w:tcW w:type="dxa" w:w="1247"/>
-          </w:tcPr>
-          <w:p>
-            <w:r>
-              <w:rPr>
-                <w:b/>
-                <w:i w:val="0"/>
-                <w:sz w:val="16"/>
-              </w:rPr>
-              <w:t>S02</w:t>
-              <w:br/>
-            </w:r>
-            <w:r>
-              <w:rPr>
-                <w:b w:val="0"/>
-                <w:i w:val="0"/>
-                <w:color w:val="64748B"/>
-                <w:sz w:val="14"/>
-              </w:rPr>
-              <w:t>Éducation</w:t>
-            </w:r>
-          </w:p>
-        </w:tc>
-        <w:tc>
-          <w:tcPr>
-            <w:tcW w:type="dxa" w:w="1531"/>
-          </w:tcPr>
-          <w:p>
-            <w:r>
-              <w:rPr>
-                <w:b/>
-                <w:i w:val="0"/>
-                <w:color w:val="16A34A"/>
-                <w:sz w:val="16"/>
-              </w:rPr>
-              <w:t>—</w:t>
-            </w:r>
-          </w:p>
-        </w:tc>
-        <w:tc>
-          <w:tcPr>
-            <w:tcW w:type="dxa" w:w="1191"/>
-          </w:tcPr>
-          <w:p>
-            <w:r>
-              <w:rPr>
-                <w:b w:val="0"/>
-                <w:i w:val="0"/>
-                <w:color w:val="64748B"/>
-                <w:sz w:val="16"/>
-              </w:rPr>
-              <w:t>GT-CQ</w:t>
-            </w:r>
-          </w:p>
-        </w:tc>
-        <w:tc>
-          <w:tcPr>
-            <w:tcW w:type="dxa" w:w="4706"/>
-          </w:tcPr>
-          <w:p>
-            <w:r>
-              <w:rPr>
-                <w:b w:val="0"/>
-                <w:i w:val="0"/>
-                <w:sz w:val="17"/>
-              </w:rPr>
-              <w:t>Prière de corriger ou de confirmer avec le QG.</w:t>
-            </w:r>
-          </w:p>
-        </w:tc>
-      </w:tr>
-      <w:tr>
-        <w:tc>
-          <w:tcPr>
-            <w:tcW w:type="dxa" w:w="964"/>
-          </w:tcPr>
-          <w:p>
-            <w:r>
-              <w:rPr>
-                <w:b/>
-                <w:i w:val="0"/>
-                <w:color w:val="EA580C"/>
-                <w:sz w:val="16"/>
-              </w:rPr>
-              <w:t>Moyenne</w:t>
-            </w:r>
-          </w:p>
-        </w:tc>
-        <w:tc>
-          <w:tcPr>
-            <w:tcW w:type="dxa" w:w="1247"/>
-          </w:tcPr>
-          <w:p>
-            <w:r>
-              <w:rPr>
-                <w:b/>
-                <w:i w:val="0"/>
-                <w:sz w:val="16"/>
-              </w:rPr>
-              <w:t>S02</w:t>
-              <w:br/>
-            </w:r>
-            <w:r>
-              <w:rPr>
-                <w:b w:val="0"/>
-                <w:i w:val="0"/>
-                <w:color w:val="64748B"/>
-                <w:sz w:val="14"/>
-              </w:rPr>
-              <w:t>Éducation</w:t>
-            </w:r>
-          </w:p>
-        </w:tc>
-        <w:tc>
-          <w:tcPr>
-            <w:tcW w:type="dxa" w:w="1531"/>
-          </w:tcPr>
-          <w:p>
-            <w:r>
-              <w:rPr>
-                <w:b/>
-                <w:i w:val="0"/>
-                <w:color w:val="16A34A"/>
-                <w:sz w:val="16"/>
-              </w:rPr>
-              <w:t>—</w:t>
-            </w:r>
-          </w:p>
-        </w:tc>
-        <w:tc>
-          <w:tcPr>
-            <w:tcW w:type="dxa" w:w="1191"/>
-          </w:tcPr>
-          <w:p>
-            <w:r>
-              <w:rPr>
-                <w:b w:val="0"/>
-                <w:i w:val="0"/>
-                <w:color w:val="64748B"/>
-                <w:sz w:val="16"/>
-              </w:rPr>
-              <w:t>GT-CQ</w:t>
-            </w:r>
-          </w:p>
-        </w:tc>
-        <w:tc>
-          <w:tcPr>
-            <w:tcW w:type="dxa" w:w="4706"/>
-          </w:tcPr>
-          <w:p>
-            <w:r>
-              <w:rPr>
-                <w:b w:val="0"/>
-                <w:i w:val="0"/>
-                <w:sz w:val="17"/>
-              </w:rPr>
-              <w:t>veuillez, s'il vous plait, confirmer les frais de scolarité ( 1000 FCFA) payée de Rouby boiro avec le QG ou apporter les corrections nécessaires.</w:t>
-            </w:r>
-          </w:p>
-        </w:tc>
-      </w:tr>
-      <w:tr>
-        <w:tc>
-          <w:tcPr>
-            <w:tcW w:type="dxa" w:w="964"/>
-          </w:tcPr>
-          <w:p>
-            <w:r>
-              <w:rPr>
-                <w:b/>
-                <w:i w:val="0"/>
-                <w:color w:val="EA580C"/>
-                <w:sz w:val="16"/>
-              </w:rPr>
-              <w:t>Moyenne</w:t>
-            </w:r>
-          </w:p>
-        </w:tc>
-        <w:tc>
-          <w:tcPr>
-            <w:tcW w:type="dxa" w:w="1247"/>
-          </w:tcPr>
-          <w:p>
-            <w:r>
-              <w:rPr>
-                <w:b/>
-                <w:i w:val="0"/>
-                <w:sz w:val="16"/>
-              </w:rPr>
-              <w:t>S02</w:t>
-              <w:br/>
-            </w:r>
-            <w:r>
-              <w:rPr>
-                <w:b w:val="0"/>
-                <w:i w:val="0"/>
-                <w:color w:val="64748B"/>
-                <w:sz w:val="14"/>
-              </w:rPr>
-              <w:t>Éducation</w:t>
-            </w:r>
-          </w:p>
-        </w:tc>
-        <w:tc>
-          <w:tcPr>
-            <w:tcW w:type="dxa" w:w="1531"/>
-          </w:tcPr>
-          <w:p>
-            <w:r>
-              <w:rPr>
-                <w:b/>
-                <w:i w:val="0"/>
-                <w:color w:val="16A34A"/>
-                <w:sz w:val="16"/>
-              </w:rPr>
-              <w:t>—</w:t>
-            </w:r>
-          </w:p>
-        </w:tc>
-        <w:tc>
-          <w:tcPr>
-            <w:tcW w:type="dxa" w:w="1191"/>
-          </w:tcPr>
-          <w:p>
-            <w:r>
-              <w:rPr>
-                <w:b w:val="0"/>
-                <w:i w:val="0"/>
-                <w:color w:val="64748B"/>
-                <w:sz w:val="16"/>
-              </w:rPr>
-              <w:t>GT-CQ</w:t>
-            </w:r>
-          </w:p>
-        </w:tc>
-        <w:tc>
-          <w:tcPr>
-            <w:tcW w:type="dxa" w:w="4706"/>
-          </w:tcPr>
-          <w:p>
-            <w:r>
-              <w:rPr>
-                <w:b w:val="0"/>
-                <w:i w:val="0"/>
-                <w:sz w:val="17"/>
-              </w:rPr>
-              <w:t>Le montant des frais de cantines ou de restauration (1000 FCFA) pour l'année scolaire de Rouby boiro qui fréquente 2ème année de Maternelle  semble faible.</w:t>
-            </w:r>
-          </w:p>
-        </w:tc>
-      </w:tr>
-      <w:tr>
-        <w:tc>
-          <w:tcPr>
-            <w:tcW w:type="dxa" w:w="964"/>
-          </w:tcPr>
-          <w:p>
-            <w:r>
-              <w:rPr>
-                <w:b/>
-                <w:i w:val="0"/>
-                <w:color w:val="EA580C"/>
-                <w:sz w:val="16"/>
-              </w:rPr>
-              <w:t>Moyenne</w:t>
-            </w:r>
-          </w:p>
-        </w:tc>
-        <w:tc>
-          <w:tcPr>
-            <w:tcW w:type="dxa" w:w="1247"/>
-          </w:tcPr>
-          <w:p>
-            <w:r>
-              <w:rPr>
-                <w:b/>
-                <w:i w:val="0"/>
-                <w:sz w:val="16"/>
-              </w:rPr>
-              <w:t>S02</w:t>
-              <w:br/>
-            </w:r>
-            <w:r>
-              <w:rPr>
-                <w:b w:val="0"/>
-                <w:i w:val="0"/>
-                <w:color w:val="64748B"/>
-                <w:sz w:val="14"/>
-              </w:rPr>
-              <w:t>Éducation</w:t>
-            </w:r>
-          </w:p>
-        </w:tc>
-        <w:tc>
-          <w:tcPr>
-            <w:tcW w:type="dxa" w:w="1531"/>
-          </w:tcPr>
-          <w:p>
-            <w:r>
-              <w:rPr>
-                <w:b/>
-                <w:i w:val="0"/>
-                <w:color w:val="16A34A"/>
-                <w:sz w:val="16"/>
-              </w:rPr>
-              <w:t>—</w:t>
-            </w:r>
-          </w:p>
-        </w:tc>
-        <w:tc>
-          <w:tcPr>
-            <w:tcW w:type="dxa" w:w="1191"/>
-          </w:tcPr>
-          <w:p>
-            <w:r>
-              <w:rPr>
-                <w:b w:val="0"/>
-                <w:i w:val="0"/>
-                <w:color w:val="64748B"/>
-                <w:sz w:val="16"/>
-              </w:rPr>
-              <w:t>GT-CQ</w:t>
-            </w:r>
-          </w:p>
-        </w:tc>
-        <w:tc>
-          <w:tcPr>
-            <w:tcW w:type="dxa" w:w="4706"/>
-          </w:tcPr>
-          <w:p>
-            <w:r>
-              <w:rPr>
-                <w:b w:val="0"/>
-                <w:i w:val="0"/>
-                <w:sz w:val="17"/>
-              </w:rPr>
-              <w:t>veuillez, s'il vous plait, confirmer les frais de scolarité ( 1000 FCFA) payée de Seckou boiro avec le QG ou apporter les corrections nécessaires.</w:t>
-            </w:r>
-          </w:p>
-        </w:tc>
-      </w:tr>
-      <w:tr>
-        <w:tc>
-          <w:tcPr>
-            <w:tcW w:type="dxa" w:w="964"/>
-          </w:tcPr>
-          <w:p>
-            <w:r>
-              <w:rPr>
-                <w:b/>
-                <w:i w:val="0"/>
-                <w:color w:val="EA580C"/>
-                <w:sz w:val="16"/>
-              </w:rPr>
-              <w:t>Moyenne</w:t>
-            </w:r>
-          </w:p>
-        </w:tc>
-        <w:tc>
-          <w:tcPr>
-            <w:tcW w:type="dxa" w:w="1247"/>
-          </w:tcPr>
-          <w:p>
-            <w:r>
-              <w:rPr>
-                <w:b/>
-                <w:i w:val="0"/>
-                <w:sz w:val="16"/>
-              </w:rPr>
-              <w:t>S02</w:t>
-              <w:br/>
-            </w:r>
-            <w:r>
-              <w:rPr>
-                <w:b w:val="0"/>
-                <w:i w:val="0"/>
-                <w:color w:val="64748B"/>
-                <w:sz w:val="14"/>
-              </w:rPr>
-              <w:t>Éducation</w:t>
-            </w:r>
-          </w:p>
-        </w:tc>
-        <w:tc>
-          <w:tcPr>
-            <w:tcW w:type="dxa" w:w="1531"/>
-          </w:tcPr>
-          <w:p>
-            <w:r>
-              <w:rPr>
-                <w:b/>
-                <w:i w:val="0"/>
-                <w:color w:val="16A34A"/>
-                <w:sz w:val="16"/>
-              </w:rPr>
-              <w:t>—</w:t>
-            </w:r>
-          </w:p>
-        </w:tc>
-        <w:tc>
-          <w:tcPr>
-            <w:tcW w:type="dxa" w:w="1191"/>
-          </w:tcPr>
-          <w:p>
-            <w:r>
-              <w:rPr>
-                <w:b w:val="0"/>
-                <w:i w:val="0"/>
-                <w:color w:val="64748B"/>
-                <w:sz w:val="16"/>
-              </w:rPr>
-              <w:t>GT-CQ</w:t>
-            </w:r>
-          </w:p>
-        </w:tc>
-        <w:tc>
-          <w:tcPr>
-            <w:tcW w:type="dxa" w:w="4706"/>
-          </w:tcPr>
-          <w:p>
-            <w:r>
-              <w:rPr>
-                <w:b w:val="0"/>
-                <w:i w:val="0"/>
-                <w:sz w:val="17"/>
-              </w:rPr>
               <w:t>Le montant des frais de cantines ou de restauration (1000 FCFA) pour l'année scolaire de Seckou boiro qui fréquente 5ème année de Primaire  semble faible.</w:t>
-            </w:r>
-          </w:p>
-        </w:tc>
-      </w:tr>
-      <w:tr>
-        <w:tc>
-          <w:tcPr>
-            <w:tcW w:type="dxa" w:w="964"/>
-          </w:tcPr>
-          <w:p>
-            <w:r>
-              <w:rPr>
-                <w:b/>
-                <w:i w:val="0"/>
-                <w:color w:val="EA580C"/>
-                <w:sz w:val="16"/>
-              </w:rPr>
-              <w:t>Moyenne</w:t>
-            </w:r>
-          </w:p>
-        </w:tc>
-        <w:tc>
-          <w:tcPr>
-            <w:tcW w:type="dxa" w:w="1247"/>
-          </w:tcPr>
-          <w:p>
-            <w:r>
-              <w:rPr>
-                <w:b/>
-                <w:i w:val="0"/>
-                <w:sz w:val="16"/>
-              </w:rPr>
-              <w:t>S02</w:t>
-              <w:br/>
-            </w:r>
-            <w:r>
-              <w:rPr>
-                <w:b w:val="0"/>
-                <w:i w:val="0"/>
-                <w:color w:val="64748B"/>
-                <w:sz w:val="14"/>
-              </w:rPr>
-              <w:t>Éducation</w:t>
-            </w:r>
-          </w:p>
-        </w:tc>
-        <w:tc>
-          <w:tcPr>
-            <w:tcW w:type="dxa" w:w="1531"/>
-          </w:tcPr>
-          <w:p>
-            <w:r>
-              <w:rPr>
-                <w:b/>
-                <w:i w:val="0"/>
-                <w:color w:val="16A34A"/>
-                <w:sz w:val="16"/>
-              </w:rPr>
-              <w:t>—</w:t>
-            </w:r>
-          </w:p>
-        </w:tc>
-        <w:tc>
-          <w:tcPr>
-            <w:tcW w:type="dxa" w:w="1191"/>
-          </w:tcPr>
-          <w:p>
-            <w:r>
-              <w:rPr>
-                <w:b w:val="0"/>
-                <w:i w:val="0"/>
-                <w:color w:val="64748B"/>
-                <w:sz w:val="16"/>
-              </w:rPr>
-              <w:t>GT-CQ</w:t>
-            </w:r>
-          </w:p>
-        </w:tc>
-        <w:tc>
-          <w:tcPr>
-            <w:tcW w:type="dxa" w:w="4706"/>
-          </w:tcPr>
-          <w:p>
-            <w:r>
-              <w:rPr>
-                <w:b w:val="0"/>
-                <w:i w:val="0"/>
-                <w:sz w:val="17"/>
-              </w:rPr>
-              <w:t>Merci de bien vouloir changé 2.04 en OUI et renseigné toutes les autres informations qui concerne Oumou gano .</w:t>
             </w:r>
           </w:p>
         </w:tc>
